--- a/BUS311Syllabus_FA2026.docx
+++ b/BUS311Syllabus_FA2026.docx
@@ -7648,16 +7648,8 @@
             <w:vAlign w:val="center"/>
           </w:tcPr>
           <w:p>
-            <w:pPr>
-              <w:spacing w:after="0" w:line="240" w:lineRule="auto"/>
-            </w:pPr>
-            <w:r>
-              <w:rPr>
-                <w:rFonts w:ascii="Arial" w:hAnsi="Arial"/>
-                <w:b/>
-                <w:sz w:val="18"/>
-              </w:rPr>
-              <w:t>Intro to Corporate Finance</w:t>
+            <w:r>
+              <w:t>Exam #3</w:t>
             </w:r>
           </w:p>
         </w:tc>
@@ -7680,17 +7672,7 @@
             <w:vAlign w:val="center"/>
           </w:tcPr>
           <w:p>
-            <w:pPr>
-              <w:spacing w:after="0" w:line="240" w:lineRule="auto"/>
-              <w:jc w:val="center"/>
-            </w:pPr>
-            <w:r>
-              <w:rPr>
-                <w:rFonts w:ascii="Arial" w:hAnsi="Arial"/>
-                <w:sz w:val="18"/>
-              </w:rPr>
-              <w:t>Chapter 14</w:t>
-            </w:r>
+            <w:r/>
           </w:p>
         </w:tc>
         <w:tc>
@@ -7712,16 +7694,8 @@
             <w:vAlign w:val="center"/>
           </w:tcPr>
           <w:p>
-            <w:pPr>
-              <w:spacing w:after="0" w:line="240" w:lineRule="auto"/>
-              <w:jc w:val="center"/>
-            </w:pPr>
-            <w:r>
-              <w:rPr>
-                <w:rFonts w:ascii="Arial" w:hAnsi="Arial"/>
-                <w:sz w:val="18"/>
-              </w:rPr>
-              <w:t>Chapter 14 assignment</w:t>
+            <w:r>
+              <w:t>Capstone Milestone 3 due by 11:59 p.m. ET</w:t>
             </w:r>
           </w:p>
         </w:tc>
@@ -8200,16 +8174,8 @@
             <w:vAlign w:val="center"/>
           </w:tcPr>
           <w:p>
-            <w:pPr>
-              <w:spacing w:after="0" w:line="240" w:lineRule="auto"/>
-            </w:pPr>
-            <w:r>
-              <w:rPr>
-                <w:rFonts w:ascii="Arial" w:hAnsi="Arial"/>
-                <w:b/>
-                <w:sz w:val="18"/>
-              </w:rPr>
-              <w:t>Exam #3</w:t>
+            <w:r>
+              <w:t>Company Analysis Presentations (target 5)</w:t>
             </w:r>
           </w:p>
         </w:tc>
@@ -8232,10 +8198,7 @@
             <w:vAlign w:val="center"/>
           </w:tcPr>
           <w:p>
-            <w:pPr>
-              <w:spacing w:after="0" w:line="240" w:lineRule="auto"/>
-              <w:jc w:val="center"/>
-            </w:pPr>
+            <w:r/>
           </w:p>
         </w:tc>
         <w:tc>
@@ -8257,10 +8220,9 @@
             <w:vAlign w:val="center"/>
           </w:tcPr>
           <w:p>
-            <w:pPr>
-              <w:spacing w:after="0" w:line="240" w:lineRule="auto"/>
-              <w:jc w:val="center"/>
-            </w:pPr>
+            <w:r>
+              <w:t>Final PPTX and one-page summary due at 12:30 p.m. ET</w:t>
+            </w:r>
           </w:p>
         </w:tc>
       </w:tr>
@@ -8372,15 +8334,8 @@
             <w:vAlign w:val="center"/>
           </w:tcPr>
           <w:p>
-            <w:pPr>
-              <w:spacing w:after="0" w:line="240" w:lineRule="auto"/>
-            </w:pPr>
-            <w:r>
-              <w:rPr>
-                <w:rFonts w:ascii="Arial" w:hAnsi="Arial"/>
-                <w:sz w:val="18"/>
-              </w:rPr>
-              <w:t>Company Analysis Presentations (6-7 per day)</w:t>
+            <w:r>
+              <w:t>Company Analysis Presentations (target 5)</w:t>
             </w:r>
           </w:p>
         </w:tc>
@@ -8403,10 +8358,7 @@
             <w:vAlign w:val="center"/>
           </w:tcPr>
           <w:p>
-            <w:pPr>
-              <w:spacing w:after="0" w:line="240" w:lineRule="auto"/>
-              <w:jc w:val="center"/>
-            </w:pPr>
+            <w:r/>
           </w:p>
         </w:tc>
         <w:tc>
@@ -8428,10 +8380,7 @@
             <w:vAlign w:val="center"/>
           </w:tcPr>
           <w:p>
-            <w:pPr>
-              <w:spacing w:after="0" w:line="240" w:lineRule="auto"/>
-              <w:jc w:val="center"/>
-            </w:pPr>
+            <w:r/>
           </w:p>
         </w:tc>
       </w:tr>
@@ -8550,15 +8499,8 @@
             <w:vAlign w:val="center"/>
           </w:tcPr>
           <w:p>
-            <w:pPr>
-              <w:spacing w:after="0" w:line="240" w:lineRule="auto"/>
-            </w:pPr>
-            <w:r>
-              <w:rPr>
-                <w:rFonts w:ascii="Arial" w:hAnsi="Arial"/>
-                <w:sz w:val="18"/>
-              </w:rPr>
-              <w:t>Company Analysis Presentations (6-7 per day)</w:t>
+            <w:r>
+              <w:t>Company Analysis Presentations (target 5)</w:t>
             </w:r>
           </w:p>
         </w:tc>
@@ -8581,10 +8523,7 @@
             <w:vAlign w:val="center"/>
           </w:tcPr>
           <w:p>
-            <w:pPr>
-              <w:spacing w:after="0" w:line="240" w:lineRule="auto"/>
-              <w:jc w:val="center"/>
-            </w:pPr>
+            <w:r/>
           </w:p>
         </w:tc>
         <w:tc>
@@ -8606,10 +8545,7 @@
             <w:vAlign w:val="center"/>
           </w:tcPr>
           <w:p>
-            <w:pPr>
-              <w:spacing w:after="0" w:line="240" w:lineRule="auto"/>
-              <w:jc w:val="center"/>
-            </w:pPr>
+            <w:r/>
           </w:p>
         </w:tc>
       </w:tr>
@@ -8721,15 +8657,8 @@
             <w:vAlign w:val="center"/>
           </w:tcPr>
           <w:p>
-            <w:pPr>
-              <w:spacing w:after="0" w:line="240" w:lineRule="auto"/>
-            </w:pPr>
-            <w:r>
-              <w:rPr>
-                <w:rFonts w:ascii="Arial" w:hAnsi="Arial"/>
-                <w:sz w:val="18"/>
-              </w:rPr>
-              <w:t>Company Analysis Presentations (6-7 per day)</w:t>
+            <w:r>
+              <w:t>Company Analysis Presentations (target 5)</w:t>
             </w:r>
           </w:p>
         </w:tc>
@@ -8752,10 +8681,7 @@
             <w:vAlign w:val="center"/>
           </w:tcPr>
           <w:p>
-            <w:pPr>
-              <w:spacing w:after="0" w:line="240" w:lineRule="auto"/>
-              <w:jc w:val="center"/>
-            </w:pPr>
+            <w:r/>
           </w:p>
         </w:tc>
         <w:tc>
@@ -8777,10 +8703,7 @@
             <w:vAlign w:val="center"/>
           </w:tcPr>
           <w:p>
-            <w:pPr>
-              <w:spacing w:after="0" w:line="240" w:lineRule="auto"/>
-              <w:jc w:val="center"/>
-            </w:pPr>
+            <w:r/>
           </w:p>
         </w:tc>
       </w:tr>
